--- a/docx/23-54308-3[Co3].docx
+++ b/docx/23-54308-3[Co3].docx
@@ -1,6 +1,6 @@
 
 <file path=word/document.xml><?xml version="1.0" encoding="utf-8"?>
-<w:document xmlns:wpc="http://schemas.microsoft.com/office/word/2010/wordprocessingCanvas" xmlns:cx="http://schemas.microsoft.com/office/drawing/2014/chartex" xmlns:mc="http://schemas.openxmlformats.org/markup-compatibility/2006" xmlns:o="urn:schemas-microsoft-com:office:office" xmlns:r="http://schemas.openxmlformats.org/officeDocument/2006/relationships" xmlns:m="http://schemas.openxmlformats.org/officeDocument/2006/math" xmlns:v="urn:schemas-microsoft-com:vml" xmlns:wp14="http://schemas.microsoft.com/office/word/2010/wordprocessingDrawing" xmlns:wp="http://schemas.openxmlformats.org/drawingml/2006/wordprocessingDrawing" xmlns:w10="urn:schemas-microsoft-com:office:word" xmlns:w="http://schemas.openxmlformats.org/wordprocessingml/2006/main" xmlns:w14="http://schemas.microsoft.com/office/word/2010/wordml" xmlns:w15="http://schemas.microsoft.com/office/word/2012/wordml" xmlns:w16se="http://schemas.microsoft.com/office/word/2015/wordml/symex" xmlns:wpg="http://schemas.microsoft.com/office/word/2010/wordprocessingGroup" xmlns:wpi="http://schemas.microsoft.com/office/word/2010/wordprocessingInk" xmlns:wne="http://schemas.microsoft.com/office/word/2006/wordml" xmlns:wps="http://schemas.microsoft.com/office/word/2010/wordprocessingShape" mc:Ignorable="w14 w15 w16se wp14">
+<w:document xmlns:wpc="http://schemas.microsoft.com/office/word/2010/wordprocessingCanvas" xmlns:cx="http://schemas.microsoft.com/office/drawing/2014/chartex" xmlns:cx1="http://schemas.microsoft.com/office/drawing/2015/9/8/chartex" xmlns:cx2="http://schemas.microsoft.com/office/drawing/2015/10/21/chartex" xmlns:cx3="http://schemas.microsoft.com/office/drawing/2016/5/9/chartex" xmlns:cx4="http://schemas.microsoft.com/office/drawing/2016/5/10/chartex" xmlns:cx5="http://schemas.microsoft.com/office/drawing/2016/5/11/chartex" xmlns:cx6="http://schemas.microsoft.com/office/drawing/2016/5/12/chartex" xmlns:cx7="http://schemas.microsoft.com/office/drawing/2016/5/13/chartex" xmlns:cx8="http://schemas.microsoft.com/office/drawing/2016/5/14/chartex" xmlns:mc="http://schemas.openxmlformats.org/markup-compatibility/2006" xmlns:aink="http://schemas.microsoft.com/office/drawing/2016/ink" xmlns:am3d="http://schemas.microsoft.com/office/drawing/2017/model3d" xmlns:o="urn:schemas-microsoft-com:office:office" xmlns:oel="http://schemas.microsoft.com/office/2019/extlst" xmlns:r="http://schemas.openxmlformats.org/officeDocument/2006/relationships" xmlns:m="http://schemas.openxmlformats.org/officeDocument/2006/math" xmlns:v="urn:schemas-microsoft-com:vml" xmlns:wp14="http://schemas.microsoft.com/office/word/2010/wordprocessingDrawing" xmlns:wp="http://schemas.openxmlformats.org/drawingml/2006/wordprocessingDrawing" xmlns:w10="urn:schemas-microsoft-com:office:word" xmlns:w="http://schemas.openxmlformats.org/wordprocessingml/2006/main" xmlns:w14="http://schemas.microsoft.com/office/word/2010/wordml" xmlns:w15="http://schemas.microsoft.com/office/word/2012/wordml" xmlns:w16cex="http://schemas.microsoft.com/office/word/2018/wordml/cex" xmlns:w16cid="http://schemas.microsoft.com/office/word/2016/wordml/cid" xmlns:w16="http://schemas.microsoft.com/office/word/2018/wordml" xmlns:w16du="http://schemas.microsoft.com/office/word/2023/wordml/word16du" xmlns:w16sdtdh="http://schemas.microsoft.com/office/word/2020/wordml/sdtdatahash" xmlns:w16sdtfl="http://schemas.microsoft.com/office/word/2024/wordml/sdtformatlock" xmlns:w16se="http://schemas.microsoft.com/office/word/2015/wordml/symex" xmlns:wpg="http://schemas.microsoft.com/office/word/2010/wordprocessingGroup" xmlns:wpi="http://schemas.microsoft.com/office/word/2010/wordprocessingInk" xmlns:wne="http://schemas.microsoft.com/office/word/2006/wordml" xmlns:wps="http://schemas.microsoft.com/office/word/2010/wordprocessingShape" mc:Ignorable="w14 w15 w16se w16cid w16 w16cex w16sdtdh w16sdtfl w16du wp14">
   <w:body>
     <w:tbl>
       <w:tblPr>
@@ -934,9 +934,6 @@
             <w:pPr>
               <w:jc w:val="center"/>
             </w:pPr>
-            <w:r>
-              <w:t>3.0</w:t>
-            </w:r>
           </w:p>
         </w:tc>
         <w:tc>
@@ -948,9 +945,6 @@
             <w:pPr>
               <w:jc w:val="center"/>
             </w:pPr>
-            <w:r>
-              <w:t>3.0</w:t>
-            </w:r>
           </w:p>
         </w:tc>
         <w:tc>
@@ -962,9 +956,6 @@
             <w:pPr>
               <w:jc w:val="center"/>
             </w:pPr>
-            <w:r>
-              <w:t>3.0</w:t>
-            </w:r>
           </w:p>
         </w:tc>
         <w:tc>
@@ -976,9 +967,6 @@
             <w:pPr>
               <w:jc w:val="center"/>
             </w:pPr>
-            <w:r>
-              <w:t>3.0</w:t>
-            </w:r>
           </w:p>
         </w:tc>
         <w:tc>
@@ -990,9 +978,6 @@
             <w:pPr>
               <w:jc w:val="center"/>
             </w:pPr>
-            <w:r>
-              <w:t>3.0</w:t>
-            </w:r>
           </w:p>
         </w:tc>
         <w:tc>
@@ -1004,9 +989,6 @@
             <w:pPr>
               <w:jc w:val="center"/>
             </w:pPr>
-            <w:r>
-              <w:t>3.0</w:t>
-            </w:r>
           </w:p>
         </w:tc>
         <w:tc>
@@ -1018,9 +1000,6 @@
             <w:pPr>
               <w:jc w:val="center"/>
             </w:pPr>
-            <w:r>
-              <w:t>3.0</w:t>
-            </w:r>
           </w:p>
         </w:tc>
         <w:tc>
@@ -1032,9 +1011,6 @@
             <w:pPr>
               <w:jc w:val="center"/>
             </w:pPr>
-            <w:r>
-              <w:t>3.0</w:t>
-            </w:r>
           </w:p>
         </w:tc>
         <w:tc>
@@ -1046,9 +1022,6 @@
             <w:pPr>
               <w:jc w:val="center"/>
             </w:pPr>
-            <w:r>
-              <w:t>3.0</w:t>
-            </w:r>
           </w:p>
         </w:tc>
         <w:tc>
@@ -1066,14 +1039,6 @@
                 <w:color w:val="FFFFFF" w:themeColor="background1"/>
               </w:rPr>
             </w:pPr>
-            <w:r>
-              <w:rPr>
-                <w:b/>
-                <w:bCs/>
-                <w:color w:val="FFFFFF" w:themeColor="background1"/>
-              </w:rPr>
-              <w:t>9.0</w:t>
-            </w:r>
           </w:p>
         </w:tc>
       </w:tr>
@@ -1155,8 +1120,6 @@
           </wp:inline>
         </w:drawing>
       </w:r>
-      <w:bookmarkStart w:id="0" w:name="_GoBack"/>
-      <w:bookmarkEnd w:id="0"/>
     </w:p>
     <w:sectPr>
       <w:pgSz w:w="12240" w:h="15840"/>
@@ -1169,7 +1132,7 @@
 </file>
 
 <file path=word/endnotes.xml><?xml version="1.0" encoding="utf-8"?>
-<w:endnotes xmlns:wpc="http://schemas.microsoft.com/office/word/2010/wordprocessingCanvas" xmlns:cx="http://schemas.microsoft.com/office/drawing/2014/chartex" xmlns:mc="http://schemas.openxmlformats.org/markup-compatibility/2006" xmlns:o="urn:schemas-microsoft-com:office:office" xmlns:r="http://schemas.openxmlformats.org/officeDocument/2006/relationships" xmlns:m="http://schemas.openxmlformats.org/officeDocument/2006/math" xmlns:v="urn:schemas-microsoft-com:vml" xmlns:wp14="http://schemas.microsoft.com/office/word/2010/wordprocessingDrawing" xmlns:wp="http://schemas.openxmlformats.org/drawingml/2006/wordprocessingDrawing" xmlns:w10="urn:schemas-microsoft-com:office:word" xmlns:w="http://schemas.openxmlformats.org/wordprocessingml/2006/main" xmlns:w14="http://schemas.microsoft.com/office/word/2010/wordml" xmlns:w15="http://schemas.microsoft.com/office/word/2012/wordml" xmlns:w16se="http://schemas.microsoft.com/office/word/2015/wordml/symex" xmlns:wpg="http://schemas.microsoft.com/office/word/2010/wordprocessingGroup" xmlns:wpi="http://schemas.microsoft.com/office/word/2010/wordprocessingInk" xmlns:wne="http://schemas.microsoft.com/office/word/2006/wordml" xmlns:wps="http://schemas.microsoft.com/office/word/2010/wordprocessingShape" mc:Ignorable="w14 w15 w16se wp14">
+<w:endnotes xmlns:wpc="http://schemas.microsoft.com/office/word/2010/wordprocessingCanvas" xmlns:cx="http://schemas.microsoft.com/office/drawing/2014/chartex" xmlns:cx1="http://schemas.microsoft.com/office/drawing/2015/9/8/chartex" xmlns:cx2="http://schemas.microsoft.com/office/drawing/2015/10/21/chartex" xmlns:cx3="http://schemas.microsoft.com/office/drawing/2016/5/9/chartex" xmlns:cx4="http://schemas.microsoft.com/office/drawing/2016/5/10/chartex" xmlns:cx5="http://schemas.microsoft.com/office/drawing/2016/5/11/chartex" xmlns:cx6="http://schemas.microsoft.com/office/drawing/2016/5/12/chartex" xmlns:cx7="http://schemas.microsoft.com/office/drawing/2016/5/13/chartex" xmlns:cx8="http://schemas.microsoft.com/office/drawing/2016/5/14/chartex" xmlns:mc="http://schemas.openxmlformats.org/markup-compatibility/2006" xmlns:aink="http://schemas.microsoft.com/office/drawing/2016/ink" xmlns:am3d="http://schemas.microsoft.com/office/drawing/2017/model3d" xmlns:o="urn:schemas-microsoft-com:office:office" xmlns:oel="http://schemas.microsoft.com/office/2019/extlst" xmlns:r="http://schemas.openxmlformats.org/officeDocument/2006/relationships" xmlns:m="http://schemas.openxmlformats.org/officeDocument/2006/math" xmlns:v="urn:schemas-microsoft-com:vml" xmlns:wp14="http://schemas.microsoft.com/office/word/2010/wordprocessingDrawing" xmlns:wp="http://schemas.openxmlformats.org/drawingml/2006/wordprocessingDrawing" xmlns:w10="urn:schemas-microsoft-com:office:word" xmlns:w="http://schemas.openxmlformats.org/wordprocessingml/2006/main" xmlns:w14="http://schemas.microsoft.com/office/word/2010/wordml" xmlns:w15="http://schemas.microsoft.com/office/word/2012/wordml" xmlns:w16cex="http://schemas.microsoft.com/office/word/2018/wordml/cex" xmlns:w16cid="http://schemas.microsoft.com/office/word/2016/wordml/cid" xmlns:w16="http://schemas.microsoft.com/office/word/2018/wordml" xmlns:w16du="http://schemas.microsoft.com/office/word/2023/wordml/word16du" xmlns:w16sdtdh="http://schemas.microsoft.com/office/word/2020/wordml/sdtdatahash" xmlns:w16sdtfl="http://schemas.microsoft.com/office/word/2024/wordml/sdtformatlock" xmlns:w16se="http://schemas.microsoft.com/office/word/2015/wordml/symex" xmlns:wpg="http://schemas.microsoft.com/office/word/2010/wordprocessingGroup" xmlns:wpi="http://schemas.microsoft.com/office/word/2010/wordprocessingInk" xmlns:wne="http://schemas.microsoft.com/office/word/2006/wordml" xmlns:wps="http://schemas.microsoft.com/office/word/2010/wordprocessingShape" mc:Ignorable="w14 w15 w16se w16cid w16 w16cex w16sdtdh w16sdtfl w16du wp14">
   <w:endnote w:type="separator" w:id="-1">
     <w:p>
       <w:r>
@@ -1188,7 +1151,7 @@
 </file>
 
 <file path=word/footnotes.xml><?xml version="1.0" encoding="utf-8"?>
-<w:footnotes xmlns:wpc="http://schemas.microsoft.com/office/word/2010/wordprocessingCanvas" xmlns:cx="http://schemas.microsoft.com/office/drawing/2014/chartex" xmlns:mc="http://schemas.openxmlformats.org/markup-compatibility/2006" xmlns:o="urn:schemas-microsoft-com:office:office" xmlns:r="http://schemas.openxmlformats.org/officeDocument/2006/relationships" xmlns:m="http://schemas.openxmlformats.org/officeDocument/2006/math" xmlns:v="urn:schemas-microsoft-com:vml" xmlns:wp14="http://schemas.microsoft.com/office/word/2010/wordprocessingDrawing" xmlns:wp="http://schemas.openxmlformats.org/drawingml/2006/wordprocessingDrawing" xmlns:w10="urn:schemas-microsoft-com:office:word" xmlns:w="http://schemas.openxmlformats.org/wordprocessingml/2006/main" xmlns:w14="http://schemas.microsoft.com/office/word/2010/wordml" xmlns:w15="http://schemas.microsoft.com/office/word/2012/wordml" xmlns:w16se="http://schemas.microsoft.com/office/word/2015/wordml/symex" xmlns:wpg="http://schemas.microsoft.com/office/word/2010/wordprocessingGroup" xmlns:wpi="http://schemas.microsoft.com/office/word/2010/wordprocessingInk" xmlns:wne="http://schemas.microsoft.com/office/word/2006/wordml" xmlns:wps="http://schemas.microsoft.com/office/word/2010/wordprocessingShape" mc:Ignorable="w14 w15 w16se wp14">
+<w:footnotes xmlns:wpc="http://schemas.microsoft.com/office/word/2010/wordprocessingCanvas" xmlns:cx="http://schemas.microsoft.com/office/drawing/2014/chartex" xmlns:cx1="http://schemas.microsoft.com/office/drawing/2015/9/8/chartex" xmlns:cx2="http://schemas.microsoft.com/office/drawing/2015/10/21/chartex" xmlns:cx3="http://schemas.microsoft.com/office/drawing/2016/5/9/chartex" xmlns:cx4="http://schemas.microsoft.com/office/drawing/2016/5/10/chartex" xmlns:cx5="http://schemas.microsoft.com/office/drawing/2016/5/11/chartex" xmlns:cx6="http://schemas.microsoft.com/office/drawing/2016/5/12/chartex" xmlns:cx7="http://schemas.microsoft.com/office/drawing/2016/5/13/chartex" xmlns:cx8="http://schemas.microsoft.com/office/drawing/2016/5/14/chartex" xmlns:mc="http://schemas.openxmlformats.org/markup-compatibility/2006" xmlns:aink="http://schemas.microsoft.com/office/drawing/2016/ink" xmlns:am3d="http://schemas.microsoft.com/office/drawing/2017/model3d" xmlns:o="urn:schemas-microsoft-com:office:office" xmlns:oel="http://schemas.microsoft.com/office/2019/extlst" xmlns:r="http://schemas.openxmlformats.org/officeDocument/2006/relationships" xmlns:m="http://schemas.openxmlformats.org/officeDocument/2006/math" xmlns:v="urn:schemas-microsoft-com:vml" xmlns:wp14="http://schemas.microsoft.com/office/word/2010/wordprocessingDrawing" xmlns:wp="http://schemas.openxmlformats.org/drawingml/2006/wordprocessingDrawing" xmlns:w10="urn:schemas-microsoft-com:office:word" xmlns:w="http://schemas.openxmlformats.org/wordprocessingml/2006/main" xmlns:w14="http://schemas.microsoft.com/office/word/2010/wordml" xmlns:w15="http://schemas.microsoft.com/office/word/2012/wordml" xmlns:w16cex="http://schemas.microsoft.com/office/word/2018/wordml/cex" xmlns:w16cid="http://schemas.microsoft.com/office/word/2016/wordml/cid" xmlns:w16="http://schemas.microsoft.com/office/word/2018/wordml" xmlns:w16du="http://schemas.microsoft.com/office/word/2023/wordml/word16du" xmlns:w16sdtdh="http://schemas.microsoft.com/office/word/2020/wordml/sdtdatahash" xmlns:w16sdtfl="http://schemas.microsoft.com/office/word/2024/wordml/sdtformatlock" xmlns:w16se="http://schemas.microsoft.com/office/word/2015/wordml/symex" xmlns:wpg="http://schemas.microsoft.com/office/word/2010/wordprocessingGroup" xmlns:wpi="http://schemas.microsoft.com/office/word/2010/wordprocessingInk" xmlns:wne="http://schemas.microsoft.com/office/word/2006/wordml" xmlns:wps="http://schemas.microsoft.com/office/word/2010/wordprocessingShape" mc:Ignorable="w14 w15 w16se w16cid w16 w16cex w16sdtdh w16sdtfl w16du wp14">
   <w:footnote w:type="separator" w:id="-1">
     <w:p>
       <w:r>
@@ -1207,7 +1170,7 @@
 </file>
 
 <file path=word/numbering.xml><?xml version="1.0" encoding="utf-8"?>
-<w:numbering xmlns:wpc="http://schemas.microsoft.com/office/word/2010/wordprocessingCanvas" xmlns:cx="http://schemas.microsoft.com/office/drawing/2014/chartex" xmlns:mc="http://schemas.openxmlformats.org/markup-compatibility/2006" xmlns:o="urn:schemas-microsoft-com:office:office" xmlns:r="http://schemas.openxmlformats.org/officeDocument/2006/relationships" xmlns:m="http://schemas.openxmlformats.org/officeDocument/2006/math" xmlns:v="urn:schemas-microsoft-com:vml" xmlns:wp14="http://schemas.microsoft.com/office/word/2010/wordprocessingDrawing" xmlns:wp="http://schemas.openxmlformats.org/drawingml/2006/wordprocessingDrawing" xmlns:w10="urn:schemas-microsoft-com:office:word" xmlns:w="http://schemas.openxmlformats.org/wordprocessingml/2006/main" xmlns:w14="http://schemas.microsoft.com/office/word/2010/wordml" xmlns:w15="http://schemas.microsoft.com/office/word/2012/wordml" xmlns:w16se="http://schemas.microsoft.com/office/word/2015/wordml/symex" xmlns:wpg="http://schemas.microsoft.com/office/word/2010/wordprocessingGroup" xmlns:wpi="http://schemas.microsoft.com/office/word/2010/wordprocessingInk" xmlns:wne="http://schemas.microsoft.com/office/word/2006/wordml" xmlns:wps="http://schemas.microsoft.com/office/word/2010/wordprocessingShape" mc:Ignorable="w14 w15 w16se wp14">
+<w:numbering xmlns:wpc="http://schemas.microsoft.com/office/word/2010/wordprocessingCanvas" xmlns:cx="http://schemas.microsoft.com/office/drawing/2014/chartex" xmlns:cx1="http://schemas.microsoft.com/office/drawing/2015/9/8/chartex" xmlns:cx2="http://schemas.microsoft.com/office/drawing/2015/10/21/chartex" xmlns:cx3="http://schemas.microsoft.com/office/drawing/2016/5/9/chartex" xmlns:cx4="http://schemas.microsoft.com/office/drawing/2016/5/10/chartex" xmlns:cx5="http://schemas.microsoft.com/office/drawing/2016/5/11/chartex" xmlns:cx6="http://schemas.microsoft.com/office/drawing/2016/5/12/chartex" xmlns:cx7="http://schemas.microsoft.com/office/drawing/2016/5/13/chartex" xmlns:cx8="http://schemas.microsoft.com/office/drawing/2016/5/14/chartex" xmlns:mc="http://schemas.openxmlformats.org/markup-compatibility/2006" xmlns:aink="http://schemas.microsoft.com/office/drawing/2016/ink" xmlns:am3d="http://schemas.microsoft.com/office/drawing/2017/model3d" xmlns:o="urn:schemas-microsoft-com:office:office" xmlns:oel="http://schemas.microsoft.com/office/2019/extlst" xmlns:r="http://schemas.openxmlformats.org/officeDocument/2006/relationships" xmlns:m="http://schemas.openxmlformats.org/officeDocument/2006/math" xmlns:v="urn:schemas-microsoft-com:vml" xmlns:wp14="http://schemas.microsoft.com/office/word/2010/wordprocessingDrawing" xmlns:wp="http://schemas.openxmlformats.org/drawingml/2006/wordprocessingDrawing" xmlns:w10="urn:schemas-microsoft-com:office:word" xmlns:w="http://schemas.openxmlformats.org/wordprocessingml/2006/main" xmlns:w14="http://schemas.microsoft.com/office/word/2010/wordml" xmlns:w15="http://schemas.microsoft.com/office/word/2012/wordml" xmlns:w16cex="http://schemas.microsoft.com/office/word/2018/wordml/cex" xmlns:w16cid="http://schemas.microsoft.com/office/word/2016/wordml/cid" xmlns:w16="http://schemas.microsoft.com/office/word/2018/wordml" xmlns:w16du="http://schemas.microsoft.com/office/word/2023/wordml/word16du" xmlns:w16sdtdh="http://schemas.microsoft.com/office/word/2020/wordml/sdtdatahash" xmlns:w16sdtfl="http://schemas.microsoft.com/office/word/2024/wordml/sdtformatlock" xmlns:w16se="http://schemas.microsoft.com/office/word/2015/wordml/symex" xmlns:wpg="http://schemas.microsoft.com/office/word/2010/wordprocessingGroup" xmlns:wpi="http://schemas.microsoft.com/office/word/2010/wordprocessingInk" xmlns:wne="http://schemas.microsoft.com/office/word/2006/wordml" xmlns:wps="http://schemas.microsoft.com/office/word/2010/wordprocessingShape" mc:Ignorable="w14 w15 w16se w16cid w16 w16cex w16sdtdh w16sdtfl w16du wp14">
   <w:abstractNum w:abstractNumId="0" w15:restartNumberingAfterBreak="0">
     <w:nsid w:val="FFFFFF7C"/>
     <w:multiLevelType w:val="singleLevel"/>
@@ -1379,38 +1342,38 @@
       </w:rPr>
     </w:lvl>
   </w:abstractNum>
-  <w:num w:numId="1">
+  <w:num w:numId="1" w16cid:durableId="1941912036">
     <w:abstractNumId w:val="8"/>
   </w:num>
-  <w:num w:numId="2">
+  <w:num w:numId="2" w16cid:durableId="1250692881">
     <w:abstractNumId w:val="6"/>
   </w:num>
-  <w:num w:numId="3">
+  <w:num w:numId="3" w16cid:durableId="889269781">
     <w:abstractNumId w:val="5"/>
   </w:num>
-  <w:num w:numId="4">
+  <w:num w:numId="4" w16cid:durableId="1113355053">
     <w:abstractNumId w:val="4"/>
   </w:num>
-  <w:num w:numId="5">
+  <w:num w:numId="5" w16cid:durableId="1599871781">
     <w:abstractNumId w:val="7"/>
   </w:num>
-  <w:num w:numId="6">
+  <w:num w:numId="6" w16cid:durableId="38207896">
     <w:abstractNumId w:val="3"/>
   </w:num>
-  <w:num w:numId="7">
+  <w:num w:numId="7" w16cid:durableId="1370030556">
     <w:abstractNumId w:val="2"/>
   </w:num>
-  <w:num w:numId="8">
+  <w:num w:numId="8" w16cid:durableId="1293512715">
     <w:abstractNumId w:val="1"/>
   </w:num>
-  <w:num w:numId="9">
+  <w:num w:numId="9" w16cid:durableId="95371381">
     <w:abstractNumId w:val="0"/>
   </w:num>
 </w:numbering>
 </file>
 
 <file path=word/styles.xml><?xml version="1.0" encoding="utf-8"?>
-<w:styles xmlns:mc="http://schemas.openxmlformats.org/markup-compatibility/2006" xmlns:r="http://schemas.openxmlformats.org/officeDocument/2006/relationships" xmlns:w="http://schemas.openxmlformats.org/wordprocessingml/2006/main" xmlns:w14="http://schemas.microsoft.com/office/word/2010/wordml" xmlns:w15="http://schemas.microsoft.com/office/word/2012/wordml" xmlns:w16se="http://schemas.microsoft.com/office/word/2015/wordml/symex" mc:Ignorable="w14 w15 w16se">
+<w:styles xmlns:mc="http://schemas.openxmlformats.org/markup-compatibility/2006" xmlns:r="http://schemas.openxmlformats.org/officeDocument/2006/relationships" xmlns:w="http://schemas.openxmlformats.org/wordprocessingml/2006/main" xmlns:w14="http://schemas.microsoft.com/office/word/2010/wordml" xmlns:w15="http://schemas.microsoft.com/office/word/2012/wordml" xmlns:w16cex="http://schemas.microsoft.com/office/word/2018/wordml/cex" xmlns:w16cid="http://schemas.microsoft.com/office/word/2016/wordml/cid" xmlns:w16="http://schemas.microsoft.com/office/word/2018/wordml" xmlns:w16du="http://schemas.microsoft.com/office/word/2023/wordml/word16du" xmlns:w16sdtdh="http://schemas.microsoft.com/office/word/2020/wordml/sdtdatahash" xmlns:w16sdtfl="http://schemas.microsoft.com/office/word/2024/wordml/sdtformatlock" xmlns:w16se="http://schemas.microsoft.com/office/word/2015/wordml/symex" mc:Ignorable="w14 w15 w16se w16cid w16 w16cex w16sdtdh w16sdtfl w16du">
   <w:docDefaults>
     <w:rPrDefault>
       <w:rPr>
@@ -1426,7 +1389,7 @@
       </w:pPr>
     </w:pPrDefault>
   </w:docDefaults>
-  <w:latentStyles w:defLockedState="0" w:defUIPriority="99" w:defSemiHidden="0" w:defUnhideWhenUsed="0" w:defQFormat="0" w:count="371">
+  <w:latentStyles w:defLockedState="0" w:defUIPriority="99" w:defSemiHidden="0" w:defUnhideWhenUsed="0" w:defQFormat="0" w:count="376">
     <w:lsdException w:name="Normal" w:uiPriority="0" w:qFormat="1"/>
     <w:lsdException w:name="heading 1" w:uiPriority="9" w:qFormat="1"/>
     <w:lsdException w:name="heading 2" w:semiHidden="1" w:uiPriority="9" w:unhideWhenUsed="1" w:qFormat="1"/>
@@ -1789,6 +1752,11 @@
     <w:lsdException w:name="List Table 5 Dark Accent 6" w:uiPriority="50"/>
     <w:lsdException w:name="List Table 6 Colorful Accent 6" w:uiPriority="51"/>
     <w:lsdException w:name="List Table 7 Colorful Accent 6" w:uiPriority="52"/>
+    <w:lsdException w:name="Mention" w:semiHidden="1" w:unhideWhenUsed="1"/>
+    <w:lsdException w:name="Smart Hyperlink" w:semiHidden="1" w:unhideWhenUsed="1"/>
+    <w:lsdException w:name="Hashtag" w:semiHidden="1" w:unhideWhenUsed="1"/>
+    <w:lsdException w:name="Unresolved Mention" w:semiHidden="1" w:unhideWhenUsed="1"/>
+    <w:lsdException w:name="Smart Link" w:semiHidden="1" w:unhideWhenUsed="1"/>
   </w:latentStyles>
   <w:style w:type="paragraph" w:default="1" w:styleId="Normal">
     <w:name w:val="Normal"/>
@@ -13132,15 +13100,6 @@
 </file>
 
 <file path=customXml/item1.xml><?xml version="1.0" encoding="utf-8"?>
-<?mso-contentType ?>
-<FormTemplates xmlns="http://schemas.microsoft.com/sharepoint/v3/contenttype/forms">
-  <Display>DocumentLibraryForm</Display>
-  <Edit>DocumentLibraryForm</Edit>
-  <New>DocumentLibraryForm</New>
-</FormTemplates>
-</file>
-
-<file path=customXml/item2.xml><?xml version="1.0" encoding="utf-8"?>
 <p:properties xmlns:p="http://schemas.microsoft.com/office/2006/metadata/properties" xmlns:xsi="http://www.w3.org/2001/XMLSchema-instance" xmlns:pc="http://schemas.microsoft.com/office/infopath/2007/PartnerControls">
   <documentManagement>
     <lcf76f155ced4ddcb4097134ff3c332f xmlns="f1d0a431-73d2-4aed-a3b9-997dc2ad4fd8">
@@ -13151,7 +13110,20 @@
 </p:properties>
 </file>
 
+<file path=customXml/item2.xml><?xml version="1.0" encoding="utf-8"?>
+<?mso-contentType ?>
+<FormTemplates xmlns="http://schemas.microsoft.com/sharepoint/v3/contenttype/forms">
+  <Display>DocumentLibraryForm</Display>
+  <Edit>DocumentLibraryForm</Edit>
+  <New>DocumentLibraryForm</New>
+</FormTemplates>
+</file>
+
 <file path=customXml/item3.xml><?xml version="1.0" encoding="utf-8"?>
+<b:Sources xmlns:b="http://schemas.openxmlformats.org/officeDocument/2006/bibliography" xmlns="http://schemas.openxmlformats.org/officeDocument/2006/bibliography" SelectedStyle="/APA.XSL" StyleName="APA"/>
+</file>
+
+<file path=customXml/item4.xml><?xml version="1.0" encoding="utf-8"?>
 <ct:contentTypeSchema xmlns:ct="http://schemas.microsoft.com/office/2006/metadata/contentType" xmlns:ma="http://schemas.microsoft.com/office/2006/metadata/properties/metaAttributes" ct:_="" ma:_="" ma:contentTypeName="Document" ma:contentTypeID="0x0101001B2BCDF1B2A22B4A8146FD01CC9FC177" ma:contentTypeVersion="10" ma:contentTypeDescription="Create a new document." ma:contentTypeScope="" ma:versionID="3e525043451833587e6b7d2d2ec3d492">
   <xsd:schema xmlns:xsd="http://www.w3.org/2001/XMLSchema" xmlns:xs="http://www.w3.org/2001/XMLSchema" xmlns:p="http://schemas.microsoft.com/office/2006/metadata/properties" xmlns:ns2="f1d0a431-73d2-4aed-a3b9-997dc2ad4fd8" xmlns:ns3="37e66944-e397-4f75-8f63-20bc0a6f2fd7" targetNamespace="http://schemas.microsoft.com/office/2006/metadata/properties" ma:root="true" ma:fieldsID="b36973d3bbbd2a2a9841aa468cc8a2bb" ns2:_="" ns3:_="">
     <xsd:import namespace="f1d0a431-73d2-4aed-a3b9-997dc2ad4fd8"/>
@@ -13340,19 +13312,7 @@
 </ct:contentTypeSchema>
 </file>
 
-<file path=customXml/item4.xml><?xml version="1.0" encoding="utf-8"?>
-<b:Sources xmlns:b="http://schemas.openxmlformats.org/officeDocument/2006/bibliography" xmlns="http://schemas.openxmlformats.org/officeDocument/2006/bibliography" SelectedStyle="/APA.XSL" StyleName="APA"/>
-</file>
-
 <file path=customXml/itemProps1.xml><?xml version="1.0" encoding="utf-8"?>
-<ds:datastoreItem xmlns:ds="http://schemas.openxmlformats.org/officeDocument/2006/customXml" ds:itemID="{6E929F99-9A06-4588-A9F8-DC33AC2E0C82}">
-  <ds:schemaRefs>
-    <ds:schemaRef ds:uri="http://schemas.microsoft.com/sharepoint/v3/contenttype/forms"/>
-  </ds:schemaRefs>
-</ds:datastoreItem>
-</file>
-
-<file path=customXml/itemProps2.xml><?xml version="1.0" encoding="utf-8"?>
 <ds:datastoreItem xmlns:ds="http://schemas.openxmlformats.org/officeDocument/2006/customXml" ds:itemID="{43BBF6FE-24D4-4CCF-95B9-DC5CC87F89DD}">
   <ds:schemaRefs>
     <ds:schemaRef ds:uri="http://schemas.microsoft.com/office/2006/metadata/properties"/>
@@ -13363,7 +13323,23 @@
 </ds:datastoreItem>
 </file>
 
+<file path=customXml/itemProps2.xml><?xml version="1.0" encoding="utf-8"?>
+<ds:datastoreItem xmlns:ds="http://schemas.openxmlformats.org/officeDocument/2006/customXml" ds:itemID="{6E929F99-9A06-4588-A9F8-DC33AC2E0C82}">
+  <ds:schemaRefs>
+    <ds:schemaRef ds:uri="http://schemas.microsoft.com/sharepoint/v3/contenttype/forms"/>
+  </ds:schemaRefs>
+</ds:datastoreItem>
+</file>
+
 <file path=customXml/itemProps3.xml><?xml version="1.0" encoding="utf-8"?>
+<ds:datastoreItem xmlns:ds="http://schemas.openxmlformats.org/officeDocument/2006/customXml" ds:itemID="{3C479715-1C50-47B9-A6E5-BF7AD6F63504}">
+  <ds:schemaRefs>
+    <ds:schemaRef ds:uri="http://schemas.openxmlformats.org/officeDocument/2006/bibliography"/>
+  </ds:schemaRefs>
+</ds:datastoreItem>
+</file>
+
+<file path=customXml/itemProps4.xml><?xml version="1.0" encoding="utf-8"?>
 <ds:datastoreItem xmlns:ds="http://schemas.openxmlformats.org/officeDocument/2006/customXml" ds:itemID="{ABC6D28E-4139-434E-9791-BBF5B406E44F}">
   <ds:schemaRefs>
     <ds:schemaRef ds:uri="http://schemas.microsoft.com/office/2006/metadata/contentType"/>
@@ -13380,12 +13356,4 @@
     <ds:schemaRef ds:uri="http://schemas.microsoft.com/internal/obd"/>
   </ds:schemaRefs>
 </ds:datastoreItem>
-</file>
-
-<file path=customXml/itemProps4.xml><?xml version="1.0" encoding="utf-8"?>
-<ds:datastoreItem xmlns:ds="http://schemas.openxmlformats.org/officeDocument/2006/customXml" ds:itemID="{3C479715-1C50-47B9-A6E5-BF7AD6F63504}">
-  <ds:schemaRefs>
-    <ds:schemaRef ds:uri="http://schemas.openxmlformats.org/officeDocument/2006/bibliography"/>
-  </ds:schemaRefs>
-</ds:datastoreItem>
 </file>
--- a/docx/23-54308-3[Co3].docx
+++ b/docx/23-54308-3[Co3].docx
@@ -1069,13 +1069,12 @@
       <w:r>
         <w:rPr>
           <w:noProof/>
-          <w:color w:val="183861"/>
         </w:rPr>
         <w:drawing>
-          <wp:inline distT="0" distB="0" distL="0" distR="0" wp14:anchorId="66A7F331" wp14:editId="598F9C58">
-            <wp:extent cx="7132320" cy="3288387"/>
-            <wp:effectExtent l="0" t="0" r="0" b="7620"/>
-            <wp:docPr id="1" name="Picture 1" descr="C:\Users\Genius core\Pictures\Screenshots\Screenshot 2026-09-13 212222.png"/>
+          <wp:inline distT="0" distB="0" distL="0" distR="0" wp14:anchorId="62D16BBA" wp14:editId="250F0EDD">
+            <wp:extent cx="7132320" cy="4279265"/>
+            <wp:effectExtent l="0" t="0" r="0" b="6985"/>
+            <wp:docPr id="1634278268" name="Picture 1"/>
             <wp:cNvGraphicFramePr>
               <a:graphicFrameLocks xmlns:a="http://schemas.openxmlformats.org/drawingml/2006/main" noChangeAspect="1"/>
             </wp:cNvGraphicFramePr>
@@ -1083,36 +1082,25 @@
               <a:graphicData uri="http://schemas.openxmlformats.org/drawingml/2006/picture">
                 <pic:pic xmlns:pic="http://schemas.openxmlformats.org/drawingml/2006/picture">
                   <pic:nvPicPr>
-                    <pic:cNvPr id="0" name="Picture 1" descr="C:\Users\Genius core\Pictures\Screenshots\Screenshot 2026-09-13 212222.png"/>
+                    <pic:cNvPr id="1634278268" name="Picture 1"/>
                     <pic:cNvPicPr>
-                      <a:picLocks noChangeAspect="1" noChangeArrowheads="1"/>
+                      <a:picLocks noChangeAspect="1"/>
                     </pic:cNvPicPr>
                   </pic:nvPicPr>
                   <pic:blipFill>
-                    <a:blip r:embed="rId12">
-                      <a:extLst>
-                        <a:ext uri="{28A0092B-C50C-407E-A947-70E740481C1C}">
-                          <a14:useLocalDpi xmlns:a14="http://schemas.microsoft.com/office/drawing/2010/main" val="0"/>
-                        </a:ext>
-                      </a:extLst>
-                    </a:blip>
-                    <a:srcRect/>
+                    <a:blip r:embed="rId12"/>
                     <a:stretch>
                       <a:fillRect/>
                     </a:stretch>
                   </pic:blipFill>
-                  <pic:spPr bwMode="auto">
+                  <pic:spPr>
                     <a:xfrm>
                       <a:off x="0" y="0"/>
-                      <a:ext cx="7132320" cy="3288387"/>
+                      <a:ext cx="7132320" cy="4279265"/>
                     </a:xfrm>
                     <a:prstGeom prst="rect">
                       <a:avLst/>
                     </a:prstGeom>
-                    <a:noFill/>
-                    <a:ln>
-                      <a:noFill/>
-                    </a:ln>
                   </pic:spPr>
                 </pic:pic>
               </a:graphicData>
@@ -13100,6 +13088,15 @@
 </file>
 
 <file path=customXml/item1.xml><?xml version="1.0" encoding="utf-8"?>
+<?mso-contentType ?>
+<FormTemplates xmlns="http://schemas.microsoft.com/sharepoint/v3/contenttype/forms">
+  <Display>DocumentLibraryForm</Display>
+  <Edit>DocumentLibraryForm</Edit>
+  <New>DocumentLibraryForm</New>
+</FormTemplates>
+</file>
+
+<file path=customXml/item2.xml><?xml version="1.0" encoding="utf-8"?>
 <p:properties xmlns:p="http://schemas.microsoft.com/office/2006/metadata/properties" xmlns:xsi="http://www.w3.org/2001/XMLSchema-instance" xmlns:pc="http://schemas.microsoft.com/office/infopath/2007/PartnerControls">
   <documentManagement>
     <lcf76f155ced4ddcb4097134ff3c332f xmlns="f1d0a431-73d2-4aed-a3b9-997dc2ad4fd8">
@@ -13110,20 +13107,7 @@
 </p:properties>
 </file>
 
-<file path=customXml/item2.xml><?xml version="1.0" encoding="utf-8"?>
-<?mso-contentType ?>
-<FormTemplates xmlns="http://schemas.microsoft.com/sharepoint/v3/contenttype/forms">
-  <Display>DocumentLibraryForm</Display>
-  <Edit>DocumentLibraryForm</Edit>
-  <New>DocumentLibraryForm</New>
-</FormTemplates>
-</file>
-
 <file path=customXml/item3.xml><?xml version="1.0" encoding="utf-8"?>
-<b:Sources xmlns:b="http://schemas.openxmlformats.org/officeDocument/2006/bibliography" xmlns="http://schemas.openxmlformats.org/officeDocument/2006/bibliography" SelectedStyle="/APA.XSL" StyleName="APA"/>
-</file>
-
-<file path=customXml/item4.xml><?xml version="1.0" encoding="utf-8"?>
 <ct:contentTypeSchema xmlns:ct="http://schemas.microsoft.com/office/2006/metadata/contentType" xmlns:ma="http://schemas.microsoft.com/office/2006/metadata/properties/metaAttributes" ct:_="" ma:_="" ma:contentTypeName="Document" ma:contentTypeID="0x0101001B2BCDF1B2A22B4A8146FD01CC9FC177" ma:contentTypeVersion="10" ma:contentTypeDescription="Create a new document." ma:contentTypeScope="" ma:versionID="3e525043451833587e6b7d2d2ec3d492">
   <xsd:schema xmlns:xsd="http://www.w3.org/2001/XMLSchema" xmlns:xs="http://www.w3.org/2001/XMLSchema" xmlns:p="http://schemas.microsoft.com/office/2006/metadata/properties" xmlns:ns2="f1d0a431-73d2-4aed-a3b9-997dc2ad4fd8" xmlns:ns3="37e66944-e397-4f75-8f63-20bc0a6f2fd7" targetNamespace="http://schemas.microsoft.com/office/2006/metadata/properties" ma:root="true" ma:fieldsID="b36973d3bbbd2a2a9841aa468cc8a2bb" ns2:_="" ns3:_="">
     <xsd:import namespace="f1d0a431-73d2-4aed-a3b9-997dc2ad4fd8"/>
@@ -13312,7 +13296,19 @@
 </ct:contentTypeSchema>
 </file>
 
+<file path=customXml/item4.xml><?xml version="1.0" encoding="utf-8"?>
+<b:Sources xmlns:b="http://schemas.openxmlformats.org/officeDocument/2006/bibliography" xmlns="http://schemas.openxmlformats.org/officeDocument/2006/bibliography" SelectedStyle="/APA.XSL" StyleName="APA"/>
+</file>
+
 <file path=customXml/itemProps1.xml><?xml version="1.0" encoding="utf-8"?>
+<ds:datastoreItem xmlns:ds="http://schemas.openxmlformats.org/officeDocument/2006/customXml" ds:itemID="{6E929F99-9A06-4588-A9F8-DC33AC2E0C82}">
+  <ds:schemaRefs>
+    <ds:schemaRef ds:uri="http://schemas.microsoft.com/sharepoint/v3/contenttype/forms"/>
+  </ds:schemaRefs>
+</ds:datastoreItem>
+</file>
+
+<file path=customXml/itemProps2.xml><?xml version="1.0" encoding="utf-8"?>
 <ds:datastoreItem xmlns:ds="http://schemas.openxmlformats.org/officeDocument/2006/customXml" ds:itemID="{43BBF6FE-24D4-4CCF-95B9-DC5CC87F89DD}">
   <ds:schemaRefs>
     <ds:schemaRef ds:uri="http://schemas.microsoft.com/office/2006/metadata/properties"/>
@@ -13323,23 +13319,7 @@
 </ds:datastoreItem>
 </file>
 
-<file path=customXml/itemProps2.xml><?xml version="1.0" encoding="utf-8"?>
-<ds:datastoreItem xmlns:ds="http://schemas.openxmlformats.org/officeDocument/2006/customXml" ds:itemID="{6E929F99-9A06-4588-A9F8-DC33AC2E0C82}">
-  <ds:schemaRefs>
-    <ds:schemaRef ds:uri="http://schemas.microsoft.com/sharepoint/v3/contenttype/forms"/>
-  </ds:schemaRefs>
-</ds:datastoreItem>
-</file>
-
 <file path=customXml/itemProps3.xml><?xml version="1.0" encoding="utf-8"?>
-<ds:datastoreItem xmlns:ds="http://schemas.openxmlformats.org/officeDocument/2006/customXml" ds:itemID="{3C479715-1C50-47B9-A6E5-BF7AD6F63504}">
-  <ds:schemaRefs>
-    <ds:schemaRef ds:uri="http://schemas.openxmlformats.org/officeDocument/2006/bibliography"/>
-  </ds:schemaRefs>
-</ds:datastoreItem>
-</file>
-
-<file path=customXml/itemProps4.xml><?xml version="1.0" encoding="utf-8"?>
 <ds:datastoreItem xmlns:ds="http://schemas.openxmlformats.org/officeDocument/2006/customXml" ds:itemID="{ABC6D28E-4139-434E-9791-BBF5B406E44F}">
   <ds:schemaRefs>
     <ds:schemaRef ds:uri="http://schemas.microsoft.com/office/2006/metadata/contentType"/>
@@ -13356,4 +13336,12 @@
     <ds:schemaRef ds:uri="http://schemas.microsoft.com/internal/obd"/>
   </ds:schemaRefs>
 </ds:datastoreItem>
+</file>
+
+<file path=customXml/itemProps4.xml><?xml version="1.0" encoding="utf-8"?>
+<ds:datastoreItem xmlns:ds="http://schemas.openxmlformats.org/officeDocument/2006/customXml" ds:itemID="{3C479715-1C50-47B9-A6E5-BF7AD6F63504}">
+  <ds:schemaRefs>
+    <ds:schemaRef ds:uri="http://schemas.openxmlformats.org/officeDocument/2006/bibliography"/>
+  </ds:schemaRefs>
+</ds:datastoreItem>
 </file>